--- a/descargas/primaria-1-3/word/PRESENTE_primaria-1-3_semana1.docx
+++ b/descargas/primaria-1-3/word/PRESENTE_primaria-1-3_semana1.docx
@@ -126,7 +126,7 @@
       </w:r>
       <w:r>
         <w:rPr/>
-        <w:t xml:space="preserve">dos propuestas; cada clase elige una:</w:t>
+        <w:t xml:space="preserve">cada clase usa uno de los dos modelos (ver la pestaña «Símbolo»):</w:t>
       </w:r>
     </w:p>
     <w:p>
@@ -143,7 +143,7 @@
           <w:bCs/>
           <w:color w:val="22708C"/>
         </w:rPr>
-        <w:t xml:space="preserve">Caja cúbica (propuestas A y B): </w:t>
+        <w:t xml:space="preserve">Modelo A · caja cúbica: </w:t>
       </w:r>
       <w:r>
         <w:rPr/>
@@ -164,11 +164,11 @@
           <w:bCs/>
           <w:color w:val="22708C"/>
         </w:rPr>
-        <w:t xml:space="preserve">Caja abatible (propuesta C): </w:t>
-      </w:r>
-      <w:r>
-        <w:rPr/>
-        <w:t xml:space="preserve"> lámina 1: la cruz se deja abierta en plano junto a la corona y cada alumno pone en el centro un círculo con su nombre (lámina 3) diciendo «¡Presente!».</w:t>
+        <w:t xml:space="preserve">Modelo B · caja abatible: </w:t>
+      </w:r>
+      <w:r>
+        <w:rPr/>
+        <w:t xml:space="preserve"> plantillas 1 y 2: la cruz se deja abierta en plano junto a la corona, con la tapa al lado.</w:t>
       </w:r>
     </w:p>
     <w:p>
@@ -240,7 +240,7 @@
       </w:pPr>
       <w:r>
         <w:rPr/>
-        <w:t xml:space="preserve">«¡Buenos días! Ayer empezó el Adviento: cuatro semanas para preparar la llegada de Jesús. Hoy encendemos la primera vela de la corona». Se presenta la caja cúbica (plantilla 1): abierta, vacía y con la tapa al lado. «Cada semana le añadiremos algo y en Navidad descubriremos qué hay dentro».</w:t>
+        <w:t xml:space="preserve">«¡Buenos días! Ayer empezó el Adviento: cuatro semanas para preparar la llegada de Jesús. Hoy encendemos la primera vela de la corona». Se presenta la caja del símbolo: abierta, vacía y con la tapa al lado. «Cada semana le añadiremos algo y en Navidad descubriremos qué hay dentro».</w:t>
       </w:r>
     </w:p>
     <w:p>

--- a/descargas/primaria-1-3/word/PRESENTE_primaria-1-3_semana1.docx
+++ b/descargas/primaria-1-3/word/PRESENTE_primaria-1-3_semana1.docx
@@ -262,7 +262,7 @@
       </w:pPr>
       <w:r>
         <w:rPr/>
-        <w:t xml:space="preserve">Leemos </w:t>
+        <w:t xml:space="preserve">Comentamos un pasaje del evangelio (</w:t>
       </w:r>
       <w:hyperlink r:id="rIdL2" w:history="1">
         <w:r>
@@ -274,7 +274,7 @@
       </w:hyperlink>
       <w:r>
         <w:rPr/>
-        <w:t xml:space="preserve">. Antes, explicamos la historia: un señor se va de viaje y deja a sus criados cuidando la casa. Al portero le pide que se quede despierto vigilando la puerta, porque no sabe a qué hora va a volver. Jesús termina diciendo: «Lo que os digo a vosotros, lo digo a todos: ¡Velad!».</w:t>
+        <w:t xml:space="preserve">): un señor se va de viaje y deja a sus criados cuidando la casa. Al portero le pide que se quede despierto vigilando la puerta, porque no sabe a qué hora va a volver. Jesús termina diciendo: «Lo que os digo a vosotros, lo digo a todos: ¡Velad!».</w:t>
       </w:r>
     </w:p>
     <w:p>
@@ -428,7 +428,55 @@
       </w:pPr>
       <w:r>
         <w:rPr/>
-        <w:t xml:space="preserve">Durante el Adviento vamos a trabajar una palabra muy especial: PRESENTE. Un presente es un regalo. El presente es el tiempo de ahora. Y «¡Presente!» es lo que decimos cuando pasan lista. Esta semana la palabra es ESTAR presente. A veces estamos en clase, pero la cabeza está en el recreo, en la tele o en el juego de la tarde.</w:t>
+        <w:t xml:space="preserve">Durante el Adviento vamos a trabajar una palabra muy especial: PRESENTE. Tiene tres significados:</w:t>
+      </w:r>
+    </w:p>
+    <w:p>
+      <w:pPr>
+        <w:pStyle w:val="Lista"/>
+        <w:numPr>
+          <w:ilvl w:val="0"/>
+          <w:numId w:val="101"/>
+        </w:numPr>
+      </w:pPr>
+      <w:r>
+        <w:rPr/>
+        <w:t xml:space="preserve">Un presente es un regalo.</w:t>
+      </w:r>
+    </w:p>
+    <w:p>
+      <w:pPr>
+        <w:pStyle w:val="Lista"/>
+        <w:numPr>
+          <w:ilvl w:val="0"/>
+          <w:numId w:val="101"/>
+        </w:numPr>
+      </w:pPr>
+      <w:r>
+        <w:rPr/>
+        <w:t xml:space="preserve">El presente es el tiempo de ahora.</w:t>
+      </w:r>
+    </w:p>
+    <w:p>
+      <w:pPr>
+        <w:pStyle w:val="Lista"/>
+        <w:numPr>
+          <w:ilvl w:val="0"/>
+          <w:numId w:val="101"/>
+        </w:numPr>
+      </w:pPr>
+      <w:r>
+        <w:rPr/>
+        <w:t xml:space="preserve">Y «¡Presente!» es lo que decimos cuando pasan lista.</w:t>
+      </w:r>
+    </w:p>
+    <w:p>
+      <w:pPr>
+        <w:pStyle w:val="Cuerpo"/>
+      </w:pPr>
+      <w:r>
+        <w:rPr/>
+        <w:t xml:space="preserve">Esta semana la palabra es ESTAR presente. A veces estamos en clase, pero la cabeza está en el recreo, en llegar a casa o en el juego de la tarde.</w:t>
       </w:r>
     </w:p>
     <w:p>
@@ -441,7 +489,7 @@
       </w:pPr>
       <w:r>
         <w:rPr/>
-        <w:t xml:space="preserve">¿Qué tiene que hacer el portero de la historia?</w:t>
+        <w:t xml:space="preserve">¿Qué tiene que hacer el portero de la historia? Debe estar atento. Nosotros también, para poder estar presentes en lo que sucede ahora. En el «ahora», ¡sucede la vida!</w:t>
       </w:r>
     </w:p>
     <w:p>
@@ -454,7 +502,7 @@
       </w:pPr>
       <w:r>
         <w:rPr/>
-        <w:t xml:space="preserve">¿Qué cosas nos distraen cuando alguien nos habla?</w:t>
+        <w:t xml:space="preserve">¿Qué cosas nos distraen cuando alguien nos habla? ¿Las personas sienten que estoy presente para ellas?</w:t>
       </w:r>
     </w:p>
     <w:p>
@@ -476,7 +524,7 @@
       </w:pPr>
       <w:r>
         <w:rPr/>
-        <w:t xml:space="preserve">«Jesús, aquí estamos, al empezar el Adviento. Ayúdanos a estar despiertos y atentos, a escuchar a los demás y a esperarte con alegría. Aquí y ahora te esperamos. ¡Ven, Señor!». Padrenuestro.</w:t>
+        <w:t xml:space="preserve">«Jesús, aquí estamos, al empezar el Adviento. Ayúdanos a estar despiertos y atentos, a escuchar a los demás y a esperarte con alegría. Aquí y ahora te esperamos. ¡Ven, Señor!».</w:t>
       </w:r>
     </w:p>
     <w:p>
@@ -609,7 +657,7 @@
       </w:pPr>
       <w:r>
         <w:rPr/>
-        <w:t xml:space="preserve">Tomás cuidaba un faro en lo alto de unas rocas, junto al mar. Cada tarde subía los 120 escalones, limpiaba el cristal y encendía la gran luz. Después se quedaba despierto toda la noche, mirando las olas, para que la luz no se apagara. Una noche de invierno hubo una tormenta terrible. Tomás estaba cansadísimo y pensó: «Por una vez que cierre los ojos, no pasará nada». Se sentó en su sillón y empezó a dar cabezadas. Pero entonces recordó que allá fuera, en el mar, había pescadores buscando el camino a casa. Se levantó, limpió otra vez el cristal empañado y la luz brilló más fuerte que nunca. Al amanecer, alguien llamó a su puerta. Era un pescador, empapado y sonriente: «¡Gracias! Tu luz nos ha traído a casa».</w:t>
+        <w:t xml:space="preserve">Tomás era un hombre que cuidaba un faro en lo alto de unas rocas, junto al mar. Cada tarde subía los 120 escalones, limpiaba el cristal y encendía la gran luz. Después se quedaba despierto toda la noche, mirando las olas, para que la luz no se apagara. Una noche de invierno hubo una tormenta terrible. Tomás estaba cansadísimo y pensó: «Por una vez que cierre los ojos, no pasará nada». Se sentó en su sillón y empezó a dar cabezadas. Pero entonces recordó que allá fuera, en el mar, había pescadores buscando el camino a casa. Se levantó, limpió otra vez el cristal empañado y la luz brilló más fuerte que nunca. Al amanecer, alguien llamó a su puerta. Era un pescador, empapado y sonriente: «¡Gracias! Tu luz nos ha traído a casa».</w:t>
       </w:r>
     </w:p>
     <w:p>
@@ -623,15 +671,6 @@
           <w:color w:val="22708C"/>
         </w:rPr>
         <w:t xml:space="preserve">Reflexión</w:t>
-      </w:r>
-    </w:p>
-    <w:p>
-      <w:pPr>
-        <w:pStyle w:val="Cuerpo"/>
-      </w:pPr>
-      <w:r>
-        <w:rPr/>
-        <w:t xml:space="preserve">Tomás estaba despierto porque otros le necesitaban. Estar atento es una forma de querer.</w:t>
       </w:r>
     </w:p>
     <w:p>
@@ -658,6 +697,15 @@
       <w:r>
         <w:rPr/>
         <w:t xml:space="preserve">¿Quién necesita que tú estés atento hoy?</w:t>
+      </w:r>
+    </w:p>
+    <w:p>
+      <w:pPr>
+        <w:pStyle w:val="Cuerpo"/>
+      </w:pPr>
+      <w:r>
+        <w:rPr/>
+        <w:t xml:space="preserve">Tomás estaba despierto porque otros le necesitaban. Estar atento es una forma de querer.</w:t>
       </w:r>
     </w:p>
     <w:p>
@@ -832,19 +880,67 @@
       </w:hyperlink>
       <w:r>
         <w:rPr/>
-        <w:t xml:space="preserve"> (karaoke con letra; </w:t>
-      </w:r>
-      <w:hyperlink r:id="rIdL4" w:history="1">
-        <w:r>
-          <w:rPr>
-            <w:rStyle w:val="Hipervnculo"/>
-          </w:rPr>
-          <w:t xml:space="preserve">versión original</w:t>
-        </w:r>
-      </w:hyperlink>
-      <w:r>
-        <w:rPr/>
-        <w:t xml:space="preserve">). La primera vez, escuchar; la segunda, cantar el estribillo todos juntos.</w:t>
+        <w:t xml:space="preserve">. La primera vez, escuchar; la segunda, cantar el estribillo todos juntos.</w:t>
+      </w:r>
+    </w:p>
+    <w:p>
+      <w:pPr>
+        <w:pStyle w:val="Cuerpo"/>
+      </w:pPr>
+      <w:r>
+        <w:rPr>
+          <w:i/>
+          <w:iCs/>
+        </w:rPr>
+        <w:t xml:space="preserve">Preparemos el camino despertando los sentidos,</w:t>
+      </w:r>
+    </w:p>
+    <w:p>
+      <w:pPr>
+        <w:pStyle w:val="Cuerpo"/>
+      </w:pPr>
+      <w:r>
+        <w:rPr>
+          <w:i/>
+          <w:iCs/>
+        </w:rPr>
+        <w:t xml:space="preserve">abre de una vez tu portal.</w:t>
+      </w:r>
+    </w:p>
+    <w:p>
+      <w:pPr>
+        <w:pStyle w:val="Cuerpo"/>
+      </w:pPr>
+      <w:r>
+        <w:rPr>
+          <w:i/>
+          <w:iCs/>
+        </w:rPr>
+        <w:t xml:space="preserve">Preparemos el camino despertando los sentidos,</w:t>
+      </w:r>
+    </w:p>
+    <w:p>
+      <w:pPr>
+        <w:pStyle w:val="Cuerpo"/>
+      </w:pPr>
+      <w:r>
+        <w:rPr>
+          <w:i/>
+          <w:iCs/>
+        </w:rPr>
+        <w:t xml:space="preserve">que Jesús te viene a salvar.</w:t>
+      </w:r>
+    </w:p>
+    <w:p>
+      <w:pPr>
+        <w:pStyle w:val="Cuerpo"/>
+      </w:pPr>
+      <w:r>
+        <w:rPr>
+          <w:i/>
+          <w:iCs/>
+        </w:rPr>
+        <w:t xml:space="preserve">Adviento, Adviento, Adviento llegó (bis).</w:t>
       </w:r>
     </w:p>
     <w:p>
@@ -914,7 +1010,7 @@
       </w:pPr>
       <w:r>
         <w:rPr/>
-        <w:t xml:space="preserve">«Jesús, el Adviento ha llegado y queremos prepararnos para recibirte». Padrenuestro.</w:t>
+        <w:t xml:space="preserve">«Jesús, el Adviento ha llegado y queremos prepararnos para recibirte».</w:t>
       </w:r>
     </w:p>
     <w:p>
@@ -1047,7 +1143,7 @@
       </w:pPr>
       <w:r>
         <w:rPr/>
-        <w:t xml:space="preserve">Hachikō era un perro de la raza akita. Vivía en Tokio con un profesor de universidad. Cada mañana le acompañaba a la estación de tren y cada tarde volvía a esperarle a la misma hora. Un día, el profesor murió en el trabajo y ya no volvió. Pero Hachikō siguió yendo a la estación cada tarde, durante casi diez años, a esperarle. La gente de la estación empezó a cuidarle y a darle de comer. Hoy hay una estatua de Hachikō en esa estación, y es uno de los lugares más famosos de Tokio.</w:t>
+        <w:t xml:space="preserve">Hachikō era un perro de la raza akita. Vivía en Tokio con un profesor de universidad. Cada mañana le acompañaba a la estación de tren y cada tarde volvía a esperarle a la misma hora. Un día, el profesor ya no volvió, pero Hachikō siguió yendo a la estación cada tarde, durante casi diez años, a esperarle. La gente de la estación empezó a cuidarle y a darle de comer. Hoy hay una estatua de Hachikō en esa estación, y es uno de los lugares más famosos de Tokio.</w:t>
       </w:r>
     </w:p>
     <w:p>
@@ -1305,7 +1401,7 @@
       <w:pPr>
         <w:pStyle w:val="Cuerpo"/>
       </w:pPr>
-      <w:hyperlink r:id="rIdL5" w:history="1">
+      <w:hyperlink r:id="rIdL4" w:history="1">
         <w:r>
           <w:rPr>
             <w:rStyle w:val="Hipervnculo"/>
@@ -1323,19 +1419,7 @@
       </w:hyperlink>
       <w:r>
         <w:rPr/>
-        <w:t xml:space="preserve"> (vídeo con letra; </w:t>
-      </w:r>
-      <w:hyperlink r:id="rIdL6" w:history="1">
-        <w:r>
-          <w:rPr>
-            <w:rStyle w:val="Hipervnculo"/>
-          </w:rPr>
-          <w:t xml:space="preserve">versión original</w:t>
-        </w:r>
-      </w:hyperlink>
-      <w:r>
-        <w:rPr/>
-        <w:t xml:space="preserve">). Habla de disfrutar lo sencillo de cada día sin darle tantas vueltas a las cosas. Mientras suena, cada uno piensa en un momento pequeño de la semana en el que ha estado de verdad presente.</w:t>
+        <w:t xml:space="preserve">. Habla de disfrutar lo sencillo de cada día sin darle tantas vueltas a las cosas. Mientras suena, cada uno piensa en un momento pequeño de la semana en el que ha estado de verdad presente.</w:t>
       </w:r>
     </w:p>
     <w:p>
@@ -1357,7 +1441,7 @@
       </w:pPr>
       <w:r>
         <w:rPr/>
-        <w:t xml:space="preserve">«Gracias, Jesús, por esta semana. Perdón por las veces que no he escuchado. Ayúdame a estar más presente». Padrenuestro.</w:t>
+        <w:t xml:space="preserve">«Gracias, Jesús, por esta semana. Perdón por las veces que no he escuchado. Ayúdame a estar más presente».</w:t>
       </w:r>
     </w:p>
     <w:p>
@@ -1673,6 +1757,12 @@
   </w:abstractNum>
   <w:num w:numId="1">
     <w:abstractNumId w:val="0"/>
+  </w:num>
+  <w:num w:numId="101">
+    <w:abstractNumId w:val="1"/>
+    <w:lvlOverride w:ilvl="0">
+      <w:startOverride w:val="1"/>
+    </w:lvlOverride>
   </w:num>
 </w:numbering>
 </file>
